--- a/PLANTILLA COTIZACION.docx
+++ b/PLANTILLA COTIZACION.docx
@@ -103,7 +103,27 @@
           <w:bCs/>
           <w:lang w:val="es-ES"/>
         </w:rPr>
-        <w:t xml:space="preserve">{{numero_requerimiento}} </w:t>
+        <w:t>{{</w:t>
+      </w:r>
+      <w:proofErr w:type="spellStart"/>
+      <w:r>
+        <w:rPr>
+          <w:rFonts w:ascii="Helvetica" w:hAnsi="Helvetica" w:cs="Helvetica"/>
+          <w:b/>
+          <w:bCs/>
+          <w:lang w:val="es-ES"/>
+        </w:rPr>
+        <w:t>numero_requerimiento</w:t>
+      </w:r>
+      <w:proofErr w:type="spellEnd"/>
+      <w:r>
+        <w:rPr>
+          <w:rFonts w:ascii="Helvetica" w:hAnsi="Helvetica" w:cs="Helvetica"/>
+          <w:b/>
+          <w:bCs/>
+          <w:lang w:val="es-ES"/>
+        </w:rPr>
+        <w:t xml:space="preserve">}} </w:t>
       </w:r>
       <w:r>
         <w:rPr>
@@ -119,7 +139,6 @@
         </w:rPr>
         <w:t>{{municipio}</w:t>
       </w:r>
-      <w:proofErr w:type="gramStart"/>
       <w:r>
         <w:rPr>
           <w:rFonts w:ascii="Helvetica" w:hAnsi="Helvetica" w:cs="Helvetica"/>
@@ -139,9 +158,8 @@
           <w:rFonts w:ascii="Helvetica" w:hAnsi="Helvetica" w:cs="Helvetica"/>
           <w:lang w:val="es-ES"/>
         </w:rPr>
-        <w:t>{</w:t>
-      </w:r>
-      <w:proofErr w:type="gramEnd"/>
+        <w:t xml:space="preserve"> {</w:t>
+      </w:r>
       <w:r>
         <w:rPr>
           <w:rFonts w:ascii="Helvetica" w:hAnsi="Helvetica" w:cs="Helvetica"/>
@@ -399,394 +417,6 @@
                 <w:lang w:val="es-ES"/>
               </w:rPr>
               <w:t>{{subtotal_servicios}}</w:t>
-            </w:r>
-          </w:p>
-        </w:tc>
-      </w:tr>
-    </w:tbl>
-    <w:p>
-      <w:pPr>
-        <w:rPr>
-          <w:rFonts w:ascii="Helvetica" w:hAnsi="Helvetica" w:cs="Helvetica"/>
-          <w:lang w:val="es-ES"/>
-        </w:rPr>
-      </w:pPr>
-    </w:p>
-    <w:tbl>
-      <w:tblPr>
-        <w:tblStyle w:val="TableGrid"/>
-        <w:tblW w:w="0" w:type="auto"/>
-        <w:tblLook w:val="04A0" w:firstRow="1" w:lastRow="0" w:firstColumn="1" w:lastColumn="0" w:noHBand="0" w:noVBand="1"/>
-      </w:tblPr>
-      <w:tblGrid>
-        <w:gridCol w:w="2238"/>
-        <w:gridCol w:w="2380"/>
-        <w:gridCol w:w="2695"/>
-        <w:gridCol w:w="3477"/>
-      </w:tblGrid>
-      <w:tr>
-        <w:tc>
-          <w:tcPr>
-            <w:tcW w:w="2697" w:type="dxa"/>
-            <w:shd w:val="clear" w:color="auto" w:fill="E8E8E8" w:themeFill="background2"/>
-          </w:tcPr>
-          <w:p>
-            <w:pPr>
-              <w:jc w:val="center"/>
-              <w:rPr>
-                <w:rFonts w:ascii="Helvetica" w:hAnsi="Helvetica" w:cs="Helvetica"/>
-                <w:lang w:val="es-ES"/>
-              </w:rPr>
-            </w:pPr>
-            <w:r>
-              <w:rPr>
-                <w:rFonts w:ascii="Helvetica" w:hAnsi="Helvetica" w:cs="Helvetica"/>
-                <w:lang w:val="es-ES"/>
-              </w:rPr>
-              <w:t>CONCEPTO</w:t>
-            </w:r>
-          </w:p>
-        </w:tc>
-        <w:tc>
-          <w:tcPr>
-            <w:tcW w:w="2697" w:type="dxa"/>
-            <w:shd w:val="clear" w:color="auto" w:fill="E8E8E8" w:themeFill="background2"/>
-          </w:tcPr>
-          <w:p>
-            <w:pPr>
-              <w:jc w:val="center"/>
-              <w:rPr>
-                <w:rFonts w:ascii="Helvetica" w:hAnsi="Helvetica" w:cs="Helvetica"/>
-                <w:lang w:val="es-ES"/>
-              </w:rPr>
-            </w:pPr>
-            <w:r>
-              <w:rPr>
-                <w:rFonts w:ascii="Helvetica" w:hAnsi="Helvetica" w:cs="Helvetica"/>
-                <w:lang w:val="es-ES"/>
-              </w:rPr>
-              <w:t>CANTIDAD</w:t>
-            </w:r>
-          </w:p>
-        </w:tc>
-        <w:tc>
-          <w:tcPr>
-            <w:tcW w:w="2698" w:type="dxa"/>
-            <w:shd w:val="clear" w:color="auto" w:fill="E8E8E8" w:themeFill="background2"/>
-          </w:tcPr>
-          <w:p>
-            <w:pPr>
-              <w:jc w:val="center"/>
-              <w:rPr>
-                <w:rFonts w:ascii="Helvetica" w:hAnsi="Helvetica" w:cs="Helvetica"/>
-                <w:lang w:val="es-ES"/>
-              </w:rPr>
-            </w:pPr>
-            <w:r>
-              <w:rPr>
-                <w:rFonts w:ascii="Helvetica" w:hAnsi="Helvetica" w:cs="Helvetica"/>
-                <w:lang w:val="es-ES"/>
-              </w:rPr>
-              <w:t>VALOR UNITARIO</w:t>
-            </w:r>
-          </w:p>
-        </w:tc>
-        <w:tc>
-          <w:tcPr>
-            <w:tcW w:w="2698" w:type="dxa"/>
-            <w:shd w:val="clear" w:color="auto" w:fill="E8E8E8" w:themeFill="background2"/>
-          </w:tcPr>
-          <w:p>
-            <w:pPr>
-              <w:jc w:val="center"/>
-              <w:rPr>
-                <w:rFonts w:ascii="Helvetica" w:hAnsi="Helvetica" w:cs="Helvetica"/>
-                <w:lang w:val="es-ES"/>
-              </w:rPr>
-            </w:pPr>
-            <w:r>
-              <w:rPr>
-                <w:rFonts w:ascii="Helvetica" w:hAnsi="Helvetica" w:cs="Helvetica"/>
-                <w:lang w:val="es-ES"/>
-              </w:rPr>
-              <w:t>TOTAL</w:t>
-            </w:r>
-          </w:p>
-        </w:tc>
-      </w:tr>
-      <w:tr>
-        <w:tc>
-          <w:tcPr>
-            <w:tcW w:w="2697" w:type="dxa"/>
-          </w:tcPr>
-          <w:p>
-            <w:pPr>
-              <w:rPr>
-                <w:rFonts w:ascii="Helvetica" w:hAnsi="Helvetica" w:cs="Helvetica"/>
-                <w:lang w:val="es-ES"/>
-              </w:rPr>
-            </w:pPr>
-            <w:r>
-              <w:rPr>
-                <w:rFonts w:ascii="Helvetica" w:hAnsi="Helvetica" w:cs="Helvetica"/>
-              </w:rPr>
-              <w:t>{{concepto_transporte}}</w:t>
-            </w:r>
-          </w:p>
-        </w:tc>
-        <w:tc>
-          <w:tcPr>
-            <w:tcW w:w="2697" w:type="dxa"/>
-          </w:tcPr>
-          <w:p>
-            <w:pPr>
-              <w:jc w:val="center"/>
-              <w:rPr>
-                <w:rFonts w:ascii="Helvetica" w:hAnsi="Helvetica" w:cs="Helvetica"/>
-                <w:lang w:val="es-ES"/>
-              </w:rPr>
-            </w:pPr>
-            <w:r>
-              <w:rPr>
-                <w:rFonts w:ascii="Helvetica" w:hAnsi="Helvetica" w:cs="Helvetica"/>
-              </w:rPr>
-              <w:t>N/A</w:t>
-            </w:r>
-          </w:p>
-        </w:tc>
-        <w:tc>
-          <w:tcPr>
-            <w:tcW w:w="2698" w:type="dxa"/>
-          </w:tcPr>
-          <w:p>
-            <w:pPr>
-              <w:jc w:val="center"/>
-              <w:rPr>
-                <w:rFonts w:ascii="Helvetica" w:hAnsi="Helvetica" w:cs="Helvetica"/>
-                <w:lang w:val="es-ES"/>
-              </w:rPr>
-            </w:pPr>
-            <w:r>
-              <w:rPr>
-                <w:rFonts w:ascii="Helvetica" w:hAnsi="Helvetica" w:cs="Helvetica"/>
-              </w:rPr>
-              <w:t>N/A</w:t>
-            </w:r>
-          </w:p>
-        </w:tc>
-        <w:tc>
-          <w:tcPr>
-            <w:tcW w:w="2698" w:type="dxa"/>
-          </w:tcPr>
-          <w:p>
-            <w:pPr>
-              <w:jc w:val="center"/>
-              <w:rPr>
-                <w:rFonts w:ascii="Helvetica" w:hAnsi="Helvetica" w:cs="Helvetica"/>
-                <w:lang w:val="es-ES"/>
-              </w:rPr>
-            </w:pPr>
-            <w:r>
-              <w:rPr>
-                <w:rFonts w:ascii="Helvetica" w:hAnsi="Helvetica" w:cs="Helvetica"/>
-                <w:lang w:val="es-ES"/>
-              </w:rPr>
-              <w:t xml:space="preserve">{{total_reembolsos_sin_inhumacion}} </w:t>
-            </w:r>
-          </w:p>
-        </w:tc>
-      </w:tr>
-      <w:tr>
-        <w:tc>
-          <w:tcPr>
-            <w:tcW w:w="2697" w:type="dxa"/>
-          </w:tcPr>
-          <w:p>
-            <w:pPr>
-              <w:rPr>
-                <w:rFonts w:ascii="Helvetica" w:hAnsi="Helvetica" w:cs="Helvetica"/>
-              </w:rPr>
-            </w:pPr>
-            <w:r>
-              <w:rPr>
-                <w:rFonts w:ascii="Helvetica" w:hAnsi="Helvetica" w:cs="Helvetica"/>
-              </w:rPr>
-              <w:t>{{concepto_inhumacion}}</w:t>
-            </w:r>
-          </w:p>
-        </w:tc>
-        <w:tc>
-          <w:tcPr>
-            <w:tcW w:w="2697" w:type="dxa"/>
-          </w:tcPr>
-          <w:p>
-            <w:pPr>
-              <w:jc w:val="center"/>
-              <w:rPr>
-                <w:rFonts w:ascii="Helvetica" w:hAnsi="Helvetica" w:cs="Helvetica"/>
-              </w:rPr>
-            </w:pPr>
-            <w:r>
-              <w:rPr>
-                <w:rFonts w:ascii="Helvetica" w:hAnsi="Helvetica" w:cs="Helvetica"/>
-              </w:rPr>
-              <w:t>{{cantidad_inhumaciones}}</w:t>
-            </w:r>
-          </w:p>
-        </w:tc>
-        <w:tc>
-          <w:tcPr>
-            <w:tcW w:w="2698" w:type="dxa"/>
-          </w:tcPr>
-          <w:p>
-            <w:pPr>
-              <w:jc w:val="center"/>
-              <w:rPr>
-                <w:rFonts w:ascii="Helvetica" w:hAnsi="Helvetica" w:cs="Helvetica"/>
-              </w:rPr>
-            </w:pPr>
-            <w:r>
-              <w:rPr>
-                <w:rFonts w:ascii="Helvetica" w:hAnsi="Helvetica" w:cs="Helvetica"/>
-              </w:rPr>
-              <w:t>$ {{precio_unitario_inhumacion}}</w:t>
-            </w:r>
-          </w:p>
-        </w:tc>
-        <w:tc>
-          <w:tcPr>
-            <w:tcW w:w="2698" w:type="dxa"/>
-          </w:tcPr>
-          <w:p>
-            <w:pPr>
-              <w:jc w:val="center"/>
-              <w:rPr>
-                <w:rFonts w:ascii="Helvetica" w:hAnsi="Helvetica" w:cs="Helvetica"/>
-              </w:rPr>
-            </w:pPr>
-            <w:r>
-              <w:rPr>
-                <w:rFonts w:ascii="Helvetica" w:hAnsi="Helvetica" w:cs="Helvetica"/>
-              </w:rPr>
-              <w:t>{{total_inhumaciones}}</w:t>
-            </w:r>
-          </w:p>
-        </w:tc>
-      </w:tr>
-      <w:tr>
-        <w:tc>
-          <w:tcPr>
-            <w:tcW w:w="8092" w:type="dxa"/>
-            <w:gridSpan w:val="3"/>
-            <w:shd w:val="clear" w:color="auto" w:fill="E8E8E8" w:themeFill="background2"/>
-          </w:tcPr>
-          <w:p>
-            <w:pPr>
-              <w:jc w:val="right"/>
-              <w:rPr>
-                <w:rFonts w:ascii="Helvetica" w:hAnsi="Helvetica" w:cs="Helvetica"/>
-              </w:rPr>
-            </w:pPr>
-            <w:r>
-              <w:rPr>
-                <w:rFonts w:ascii="Helvetica" w:hAnsi="Helvetica" w:cs="Helvetica"/>
-              </w:rPr>
-              <w:t>TOTAL</w:t>
-            </w:r>
-          </w:p>
-        </w:tc>
-        <w:tc>
-          <w:tcPr>
-            <w:tcW w:w="2698" w:type="dxa"/>
-          </w:tcPr>
-          <w:p>
-            <w:pPr>
-              <w:jc w:val="center"/>
-              <w:rPr>
-                <w:rFonts w:ascii="Helvetica" w:hAnsi="Helvetica" w:cs="Helvetica"/>
-                <w:lang w:val="es-ES"/>
-              </w:rPr>
-            </w:pPr>
-            <w:r>
-              <w:rPr>
-                <w:rFonts w:ascii="Helvetica" w:hAnsi="Helvetica" w:cs="Helvetica"/>
-                <w:lang w:val="es-ES"/>
-              </w:rPr>
-              <w:t>{{total_reembolsos_con_inhumaciones}}</w:t>
-            </w:r>
-          </w:p>
-        </w:tc>
-      </w:tr>
-    </w:tbl>
-    <w:p>
-      <w:pPr>
-        <w:rPr>
-          <w:rFonts w:ascii="Helvetica" w:hAnsi="Helvetica" w:cs="Helvetica"/>
-          <w:lang w:val="es-ES"/>
-        </w:rPr>
-      </w:pPr>
-    </w:p>
-    <w:tbl>
-      <w:tblPr>
-        <w:tblStyle w:val="TableGrid"/>
-        <w:tblW w:w="0" w:type="auto"/>
-        <w:tblLook w:val="04A0" w:firstRow="1" w:lastRow="0" w:firstColumn="1" w:lastColumn="0" w:noHBand="0" w:noVBand="1"/>
-      </w:tblPr>
-      <w:tblGrid>
-        <w:gridCol w:w="8092"/>
-        <w:gridCol w:w="2698"/>
-      </w:tblGrid>
-      <w:tr>
-        <w:tc>
-          <w:tcPr>
-            <w:tcW w:w="8092" w:type="dxa"/>
-            <w:shd w:val="clear" w:color="auto" w:fill="E8E8E8" w:themeFill="background2"/>
-          </w:tcPr>
-          <w:p>
-            <w:pPr>
-              <w:jc w:val="right"/>
-              <w:rPr>
-                <w:rFonts w:ascii="Helvetica" w:hAnsi="Helvetica" w:cs="Helvetica"/>
-                <w:lang w:val="es-ES"/>
-              </w:rPr>
-            </w:pPr>
-            <w:proofErr w:type="gramStart"/>
-            <w:r>
-              <w:rPr>
-                <w:rFonts w:ascii="Helvetica" w:hAnsi="Helvetica" w:cs="Helvetica"/>
-                <w:lang w:val="es-ES"/>
-              </w:rPr>
-              <w:t>TOTAL</w:t>
-            </w:r>
-            <w:proofErr w:type="gramEnd"/>
-            <w:r>
-              <w:rPr>
-                <w:rFonts w:ascii="Helvetica" w:hAnsi="Helvetica" w:cs="Helvetica"/>
-                <w:lang w:val="es-ES"/>
-              </w:rPr>
-              <w:t xml:space="preserve"> GENERAL</w:t>
-            </w:r>
-          </w:p>
-        </w:tc>
-        <w:tc>
-          <w:tcPr>
-            <w:tcW w:w="2698" w:type="dxa"/>
-            <w:shd w:val="clear" w:color="auto" w:fill="E8E8E8" w:themeFill="background2"/>
-          </w:tcPr>
-          <w:p>
-            <w:pPr>
-              <w:jc w:val="center"/>
-              <w:rPr>
-                <w:rFonts w:ascii="Helvetica" w:hAnsi="Helvetica" w:cs="Helvetica"/>
-                <w:lang w:val="es-ES"/>
-              </w:rPr>
-            </w:pPr>
-            <w:r>
-              <w:rPr>
-                <w:rFonts w:ascii="Helvetica" w:hAnsi="Helvetica" w:cs="Helvetica"/>
-                <w:lang w:val="es-ES"/>
-              </w:rPr>
-              <w:t>{{gran_total}}</w:t>
             </w:r>
           </w:p>
         </w:tc>
